--- a/courts/fourth-circuit/maryland/state/court-of-special-appeals/opening-brief/usage/OUTPUT-opening-brief.docx
+++ b/courts/fourth-circuit/maryland/state/court-of-special-appeals/opening-brief/usage/OUTPUT-opening-brief.docx
@@ -133,11 +133,7 @@
           <w:b/>
           <w:bCs/>
         </w:rPr>
-        <w:t xml:space="preserve">ACM-REG</w:t>
-        <w:noBreakHyphen/>
-        <w:t xml:space="preserve">0209</w:t>
-        <w:noBreakHyphen/>
-        <w:t xml:space="preserve">2023</w:t>
+        <w:t xml:space="preserve">ACM-REG-⁠0209-⁠2023</w:t>
       </w:r>
     </w:p>
     <w:p>
@@ -881,9 +877,7 @@
               <w:t xml:space="preserve"> </w:t>
             </w:r>
             <w:r>
-              <w:t xml:space="preserve">861</w:t>
-              <w:noBreakHyphen/>
-              <w:t xml:space="preserve">1522</w:t>
+              <w:t xml:space="preserve">861-⁠1522</w:t>
             </w:r>
           </w:p>
           <w:p>
@@ -1123,9 +1117,7 @@
               <w:t xml:space="preserve"> </w:t>
             </w:r>
             <w:r>
-              <w:t xml:space="preserve">965</w:t>
-              <w:noBreakHyphen/>
-              <w:t xml:space="preserve">2200</w:t>
+              <w:t xml:space="preserve">965-⁠2200</w:t>
             </w:r>
           </w:p>
           <w:p>
@@ -1585,9 +1577,7 @@
               <w:t xml:space="preserve"> </w:t>
             </w:r>
             <w:r>
-              <w:t xml:space="preserve">889</w:t>
-              <w:noBreakHyphen/>
-              <w:t xml:space="preserve">8550</w:t>
+              <w:t xml:space="preserve">889-⁠8550</w:t>
             </w:r>
           </w:p>
           <w:p>
@@ -4071,9 +4061,7 @@
         <w:t xml:space="preserve"> </w:t>
       </w:r>
       <w:r>
-        <w:t xml:space="preserve">8</w:t>
-        <w:noBreakHyphen/>
-        <w:t xml:space="preserve">112</w:t>
+        <w:t xml:space="preserve">8-⁠112</w:t>
       </w:r>
       <w:r>
         <w:t xml:space="preserve">   </w:t>
@@ -4573,9 +4561,7 @@
         <w:t xml:space="preserve"> </w:t>
       </w:r>
       <w:r>
-        <w:t xml:space="preserve">2</w:t>
-        <w:noBreakHyphen/>
-        <w:t xml:space="preserve">501:</w:t>
+        <w:t xml:space="preserve">2-⁠501:</w:t>
       </w:r>
       <w:r>
         <w:t xml:space="preserve"> </w:t>
@@ -6420,9 +6406,7 @@
         <w:t xml:space="preserve"> </w:t>
       </w:r>
       <w:r>
-        <w:t xml:space="preserve">2022-NCSC</w:t>
-        <w:noBreakHyphen/>
-        <w:t xml:space="preserve">108,</w:t>
+        <w:t xml:space="preserve">2022-NCSC-⁠108,</w:t>
       </w:r>
       <w:r>
         <w:t xml:space="preserve"> </w:t>
@@ -7509,11 +7493,7 @@
         <w:t xml:space="preserve"> </w:t>
       </w:r>
       <w:r>
-        <w:t xml:space="preserve">CSA-REG</w:t>
-        <w:noBreakHyphen/>
-        <w:t xml:space="preserve">0201</w:t>
-        <w:noBreakHyphen/>
-        <w:t xml:space="preserve">2022</w:t>
+        <w:t xml:space="preserve">CSA-REG-⁠0201-⁠2022</w:t>
       </w:r>
       <w:r>
         <w:t xml:space="preserve"> </w:t>
@@ -9710,9 +9690,7 @@
         <w:t xml:space="preserve"> </w:t>
       </w:r>
       <w:r>
-        <w:t xml:space="preserve">3</w:t>
-        <w:noBreakHyphen/>
-        <w:t xml:space="preserve">412</w:t>
+        <w:t xml:space="preserve">3-⁠412</w:t>
       </w:r>
       <w:r>
         <w:t xml:space="preserve">   </w:t>
@@ -9890,9 +9868,7 @@
         <w:t xml:space="preserve"> </w:t>
       </w:r>
       <w:r>
-        <w:t xml:space="preserve">2</w:t>
-        <w:noBreakHyphen/>
-        <w:t xml:space="preserve">501</w:t>
+        <w:t xml:space="preserve">2-⁠501</w:t>
       </w:r>
       <w:r>
         <w:t xml:space="preserve">   </w:t>
@@ -10580,19 +10556,7 @@
         <w:pStyle w:val="BodyText"/>
       </w:pPr>
       <w:r>
-        <w:t xml:space="preserve">On the eve of trial, the parties reached a consent decree, entered by the Court, that was intended to establish a “meaningful and timely remedy crafted to meet the best interests of the school children of Baltimore City.” [Decree at 3]. The decree required changes to management and additional funding for educational quality and facilities improvement. [Id. ¶¶ 8, 33, 47</w:t>
-      </w:r>
-      <w:r>
-        <w:noBreakHyphen/>
-      </w:r>
-      <w:r>
-        <w:t xml:space="preserve">48]. It further directed BCPSS and the State to retain an independent expert to evaluate BCPSS’s needs, permitting BCPSS to request additional funding based on the expert’s findings and to return to Court if such funding was not provided. [Id. ¶¶ 40-⁠42, 52</w:t>
-      </w:r>
-      <w:r>
-        <w:noBreakHyphen/>
-      </w:r>
-      <w:r>
-        <w:t xml:space="preserve">53]. If BCPSS sought more funds, the Decree accorded Appellants the opportunity to participate in the proceedings. [Id. ¶ 53]. The initial term of the Decree was to end on June 30, 2002, “unless the Court extends the term upon timely motion of one of the parties upon a showing of good cause to extend the Decree.” [Id. ¶¶ 68-⁠69].</w:t>
+        <w:t xml:space="preserve">On the eve of trial, the parties reached a consent decree, entered by the Court, that was intended to establish a “meaningful and timely remedy crafted to meet the best interests of the school children of Baltimore City.” [Decree at 3]. The decree required changes to management and additional funding for educational quality and facilities improvement. [Id. ¶¶ 8, 33, 47-⁠48]. It further directed BCPSS and the State to retain an independent expert to evaluate BCPSS’s needs, permitting BCPSS to request additional funding based on the expert’s findings and to return to Court if such funding was not provided. [Id. ¶¶ 40-⁠42, 52-⁠53]. If BCPSS sought more funds, the Decree accorded Appellants the opportunity to participate in the proceedings. [Id. ¶ 53]. The initial term of the Decree was to end on June 30, 2002, “unless the Court extends the term upon timely motion of one of the parties upon a showing of good cause to extend the Decree.” [Id. ¶¶ 68-⁠69].</w:t>
       </w:r>
     </w:p>
     <w:p>
@@ -10742,19 +10706,7 @@
         <w:pStyle w:val="BodyText"/>
       </w:pPr>
       <w:r>
-        <w:t xml:space="preserve">MSBE and BCPSS jointly selected an independent expert, Metis Associates, to assess, inter alia, “the need for funding in excess of the amounts provided [in the Decree] in order for the BCPSS to provide its students with an education that is adequate when measured by contemporary educational standards.” [Decree ¶ 41]. Metis reported that the State needed to provide an additional $2,698 per student to fund BCPSS adequately. [D MSJ A at 3]. Metis also found substantial facilities needs and inadequacies. [Id. at 3, 8</w:t>
-      </w:r>
-      <w:r>
-        <w:noBreakHyphen/>
-      </w:r>
-      <w:r>
-        <w:t xml:space="preserve">9, II</w:t>
-      </w:r>
-      <w:r>
-        <w:noBreakHyphen/>
-      </w:r>
-      <w:r>
-        <w:t xml:space="preserve">31].</w:t>
+        <w:t xml:space="preserve">MSBE and BCPSS jointly selected an independent expert, Metis Associates, to assess, inter alia, “the need for funding in excess of the amounts provided [in the Decree] in order for the BCPSS to provide its students with an education that is adequate when measured by contemporary educational standards.” [Decree ¶ 41]. Metis reported that the State needed to provide an additional $2,698 per student to fund BCPSS adequately. [D MSJ A at 3]. Metis also found substantial facilities needs and inadequacies. [Id. at 3, 8-⁠9, II-⁠31].</w:t>
       </w:r>
     </w:p>
     <w:p>
@@ -10762,19 +10714,7 @@
         <w:pStyle w:val="BodyText"/>
       </w:pPr>
       <w:r>
-        <w:t xml:space="preserve">BCPSS, supported by Appellants, applied to the Circuit Court pursuant to the Decree for additional funding to address the deficiencies identified by Metis. [Decree ¶¶ 53-⁠54; 6/9/00 BCPSS PET]. In June 2000, the court adopted Metis’s findings, reiterating its holding that the State was not providing BCPSS students with a “constitutionally adequate education when measured by contemporary educational standards,” and found that the State “still [has] not provid[ed]” them with one. [6/30/2000 Or. at 1</w:t>
-      </w:r>
-      <w:r>
-        <w:noBreakHyphen/>
-      </w:r>
-      <w:r>
-        <w:t xml:space="preserve">2; 6/30/2000 Op. at 14</w:t>
-      </w:r>
-      <w:r>
-        <w:noBreakHyphen/>
-      </w:r>
-      <w:r>
-        <w:t xml:space="preserve">16, 25]. The court declared that “approximately $2,000 to $2,600 per pupil…is need[ed] in order for students of [BCPSS] to receive a Constitutionally Mandated Adequate Education when measured by Contemporary Educational Standards,” and that the State had not made a “reasonable downpayment” on those amounts. [6/30/00 Op. at 25]. The court retained jurisdiction pursuant to the Decree and declared that it “trust[ed…] the State will act to bring itself into compliance with” the Constitution “without the need for Plaintiffs to take further action.” [Id. at 26].</w:t>
+        <w:t xml:space="preserve">BCPSS, supported by Appellants, applied to the Circuit Court pursuant to the Decree for additional funding to address the deficiencies identified by Metis. [Decree ¶¶ 53-⁠54; 6/9/00 BCPSS PET]. In June 2000, the court adopted Metis’s findings, reiterating its holding that the State was not providing BCPSS students with a “constitutionally adequate education when measured by contemporary educational standards,” and found that the State “still [has] not provid[ed]” them with one. [6/30/2000 Or. at 1-⁠2; 6/30/2000 Op. at 14-⁠16, 25]. The court declared that “approximately $2,000 to $2,600 per pupil…is need[ed] in order for students of [BCPSS] to receive a Constitutionally Mandated Adequate Education when measured by Contemporary Educational Standards,” and that the State had not made a “reasonable downpayment” on those amounts. [6/30/00 Op. at 25]. The court retained jurisdiction pursuant to the Decree and declared that it “trust[ed…] the State will act to bring itself into compliance with” the Constitution “without the need for Plaintiffs to take further action.” [Id. at 26].</w:t>
       </w:r>
     </w:p>
     <w:p>
@@ -10788,13 +10728,7 @@
         <w:t xml:space="preserve"> </w:t>
       </w:r>
       <w:r>
-        <w:t xml:space="preserve">(2) courts cannot order the other branches of government to “appropriate” funds for education; and (3) the Decree did not permit the relief directed by the Circuit Court. [12/8/00 Appellants Br. at 11</w:t>
-      </w:r>
-      <w:r>
-        <w:noBreakHyphen/>
-      </w:r>
-      <w:r>
-        <w:t xml:space="preserve">24]. Shortly before argument, the State agreed to provide the relief declared by the court and dismissed its appeal. [1/30/01 Notice of Dismissal]. Nancy Grasmick, then Superintendent of Education, subsequently testified during the 2004 trial that the State “agreed to be bound” by the 2000 Order when it voluntarily dismissed its appeal. [Grasmick Tr. 1563].</w:t>
+        <w:t xml:space="preserve">(2) courts cannot order the other branches of government to “appropriate” funds for education; and (3) the Decree did not permit the relief directed by the Circuit Court. [12/8/00 Appellants Br. at 11-⁠24]. Shortly before argument, the State agreed to provide the relief declared by the court and dismissed its appeal. [1/30/01 Notice of Dismissal]. Nancy Grasmick, then Superintendent of Education, subsequently testified during the 2004 trial that the State “agreed to be bound” by the 2000 Order when it voluntarily dismissed its appeal. [Grasmick Tr. 1563].</w:t>
       </w:r>
     </w:p>
     <w:p>
@@ -11099,13 +11033,7 @@
         <w:t xml:space="preserve"> </w:t>
       </w:r>
       <w:r>
-        <w:t xml:space="preserve">382</w:t>
-      </w:r>
-      <w:r>
-        <w:noBreakHyphen/>
-      </w:r>
-      <w:r>
-        <w:t xml:space="preserve">89 (2005).</w:t>
+        <w:t xml:space="preserve">382-⁠89 (2005).</w:t>
       </w:r>
     </w:p>
     <w:p>
@@ -11205,13 +11133,7 @@
         <w:t xml:space="preserve"> </w:t>
       </w:r>
       <w:r>
-        <w:t xml:space="preserve">BCPSS suffered increasing annual “adequacy gaps” between the funding the State provided and the amount the State determined was necessary under the Bridge Act. As of FY2017, the State’s estimate of the annual adequacy gap for BCPSS was $342.3 million. [P MSJ EX8 at 2, 4]. In 2019, the State’s Commission on Innovation and Excellence in Education also found that BCPSS had substantial additional funding needs. [P MSJ EX11 at 8</w:t>
-      </w:r>
-      <w:r>
-        <w:noBreakHyphen/>
-      </w:r>
-      <w:r>
-        <w:t xml:space="preserve">10].</w:t>
+        <w:t xml:space="preserve">BCPSS suffered increasing annual “adequacy gaps” between the funding the State provided and the amount the State determined was necessary under the Bridge Act. As of FY2017, the State’s estimate of the annual adequacy gap for BCPSS was $342.3 million. [P MSJ EX8 at 2, 4]. In 2019, the State’s Commission on Innovation and Excellence in Education also found that BCPSS had substantial additional funding needs. [P MSJ EX11 at 8-⁠10].</w:t>
       </w:r>
     </w:p>
     <w:p>
@@ -11327,25 +11249,7 @@
         <w:pStyle w:val="BodyText"/>
       </w:pPr>
       <w:r>
-        <w:t xml:space="preserve">After years of consistent and extensive legislative advocacy for additional state funding, Appellants petitioned the Circuit Court in 2019 for further relief pursuant to the Decree and MDJA. [Mem. Supp. Pet. at 1</w:t>
-      </w:r>
-      <w:r>
-        <w:noBreakHyphen/>
-      </w:r>
-      <w:r>
-        <w:t xml:space="preserve">7, 40, 58</w:t>
-      </w:r>
-      <w:r>
-        <w:noBreakHyphen/>
-      </w:r>
-      <w:r>
-        <w:t xml:space="preserve">59, 68, 73</w:t>
-      </w:r>
-      <w:r>
-        <w:noBreakHyphen/>
-      </w:r>
-      <w:r>
-        <w:t xml:space="preserve">77]. Appellants asserted that the constitutional violation was ongoing, and that the State had failed to fully remedy the violation as required by the Decree and the court’s orders in 2000, 2002, and 2004.</w:t>
+        <w:t xml:space="preserve">After years of consistent and extensive legislative advocacy for additional state funding, Appellants petitioned the Circuit Court in 2019 for further relief pursuant to the Decree and MDJA. [Mem. Supp. Pet. at 1-⁠7, 40, 58-⁠59, 68, 73-⁠77]. Appellants asserted that the constitutional violation was ongoing, and that the State had failed to fully remedy the violation as required by the Decree and the court’s orders in 2000, 2002, and 2004.</w:t>
       </w:r>
     </w:p>
     <w:p>
@@ -11353,13 +11257,7 @@
         <w:pStyle w:val="BodyText"/>
       </w:pPr>
       <w:r>
-        <w:t xml:space="preserve">The State twice moved to dismiss Appellants’ petition; each time its motion was denied. In 2020, the Circuit Court denied the State’s motion, rejecting the State’s argument that the Decree terminated in 2002 based on the Decree’s text and because the court had extended its jurisdiction under the Decree in 2002 and 2004. [01/16/20 Op. at 6, 9]. The court also rejected the State’s assertion that Appellants had presented “nonjusticiable” political questions, holding that “Maryland courts maintain an inherent authority to review constitutional adequacy” and “review of the adequacy of funding of public education is within the purview of the Maryland Judiciary” even if “the actual appropriation of funds” is left to other branches of government. [Id. at 10</w:t>
-      </w:r>
-      <w:r>
-        <w:noBreakHyphen/>
-      </w:r>
-      <w:r>
-        <w:t xml:space="preserve">11].</w:t>
+        <w:t xml:space="preserve">The State twice moved to dismiss Appellants’ petition; each time its motion was denied. In 2020, the Circuit Court denied the State’s motion, rejecting the State’s argument that the Decree terminated in 2002 based on the Decree’s text and because the court had extended its jurisdiction under the Decree in 2002 and 2004. [01/16/20 Op. at 6, 9]. The court also rejected the State’s assertion that Appellants had presented “nonjusticiable” political questions, holding that “Maryland courts maintain an inherent authority to review constitutional adequacy” and “review of the adequacy of funding of public education is within the purview of the Maryland Judiciary” even if “the actual appropriation of funds” is left to other branches of government. [Id. at 10-⁠11].</w:t>
       </w:r>
     </w:p>
     <w:p>
@@ -11380,37 +11278,13 @@
         <w:t xml:space="preserve">Maryland St. Bd. of Ed. v. Bradford</w:t>
       </w:r>
       <w:r>
-        <w:t xml:space="preserve">, Case No. CSA-REG</w:t>
-      </w:r>
-      <w:r>
-        <w:noBreakHyphen/>
-      </w:r>
-      <w:r>
-        <w:t xml:space="preserve">0201</w:t>
-      </w:r>
-      <w:r>
-        <w:noBreakHyphen/>
-      </w:r>
-      <w:r>
-        <w:t xml:space="preserve">2022</w:t>
-      </w:r>
-      <w:r>
-        <w:t xml:space="preserve"> </w:t>
-      </w:r>
-      <w:r>
-        <w:t xml:space="preserve">(Md. Ct. Spec. App. May 11, 2022); Case No. COA-PET</w:t>
-      </w:r>
-      <w:r>
-        <w:noBreakHyphen/>
-      </w:r>
-      <w:r>
-        <w:t xml:space="preserve">0131</w:t>
-      </w:r>
-      <w:r>
-        <w:noBreakHyphen/>
-      </w:r>
-      <w:r>
-        <w:t xml:space="preserve">2022 (Ct. App. July 8, 2022).</w:t>
+        <w:t xml:space="preserve">, Case No. CSA-REG-⁠0201-⁠2022</w:t>
+      </w:r>
+      <w:r>
+        <w:t xml:space="preserve"> </w:t>
+      </w:r>
+      <w:r>
+        <w:t xml:space="preserve">(Md. Ct. Spec. App. May 11, 2022); Case No. COA-PET-⁠0131-⁠2022 (Ct. App. July 8, 2022).</w:t>
       </w:r>
     </w:p>
     <w:p>
@@ -11838,13 +11712,7 @@
         <w:t xml:space="preserve"> </w:t>
       </w:r>
       <w:r>
-        <w:t xml:space="preserve">(permitting further relief under a consent decree). The court extended jurisdiction for good cause “[s]o that the Court may continue to monitor and enforce compliance with its June 2000 Order.” [6/25/02 Op. at 4</w:t>
-      </w:r>
-      <w:r>
-        <w:noBreakHyphen/>
-      </w:r>
-      <w:r>
-        <w:t xml:space="preserve">5; see also 8/20/04 Or. ¶ 6]. Further the Decree provides that even if it is terminated, the court retains jurisdiction to resolve any disputes arising during its term. [Decree ¶ 69]. Taken together, these terms allow the parties to seek further relief pursuant to the Decree.</w:t>
+        <w:t xml:space="preserve">(permitting further relief under a consent decree). The court extended jurisdiction for good cause “[s]o that the Court may continue to monitor and enforce compliance with its June 2000 Order.” [6/25/02 Op. at 4-⁠5; see also 8/20/04 Or. ¶ 6]. Further the Decree provides that even if it is terminated, the court retains jurisdiction to resolve any disputes arising during its term. [Decree ¶ 69]. Taken together, these terms allow the parties to seek further relief pursuant to the Decree.</w:t>
       </w:r>
     </w:p>
     <w:p>
@@ -11852,13 +11720,7 @@
         <w:pStyle w:val="BodyText"/>
       </w:pPr>
       <w:r>
-        <w:t xml:space="preserve">Second, Appellants identified specific provisions of the court’s orders that are not being followed. The 2000 Order declared that, to achieve constitutional adequacy, BCPSS needed “additional funding of approximately $2,000 to $2,600 per pupil for educational operating expenses for [FY]2001 and 2002.” [6/30/00 Op. at 26; 6/30/00 Or. at 1]. In 2004, the court held that the State had “unlawfully underfunded [BCPSS] by $439.35 million to $834.68 million representing amounts owed under this Court’s final 2000 order” for FY2001 to 2004, and it “retain[ed] jurisdiction to ensure compliance with its orders and constitutional mandates.” [8/20/04 Op. at 67; 8/20/04 Or. ¶ 6]. Appellants presented substantial evidence that the State had not funded BCPSS at the levels detailed in the 2000 Order, nor had it provided the updated amount called for in the 2004 Order. [P MSJ at 6</w:t>
-      </w:r>
-      <w:r>
-        <w:noBreakHyphen/>
-      </w:r>
-      <w:r>
-        <w:t xml:space="preserve">12 (detailing history of state underfunding, including funding adequacy gaps from 2009 to 2017)].</w:t>
+        <w:t xml:space="preserve">Second, Appellants identified specific provisions of the court’s orders that are not being followed. The 2000 Order declared that, to achieve constitutional adequacy, BCPSS needed “additional funding of approximately $2,000 to $2,600 per pupil for educational operating expenses for [FY]2001 and 2002.” [6/30/00 Op. at 26; 6/30/00 Or. at 1]. In 2004, the court held that the State had “unlawfully underfunded [BCPSS] by $439.35 million to $834.68 million representing amounts owed under this Court’s final 2000 order” for FY2001 to 2004, and it “retain[ed] jurisdiction to ensure compliance with its orders and constitutional mandates.” [8/20/04 Op. at 67; 8/20/04 Or. ¶ 6]. Appellants presented substantial evidence that the State had not funded BCPSS at the levels detailed in the 2000 Order, nor had it provided the updated amount called for in the 2004 Order. [P MSJ at 6-⁠12 (detailing history of state underfunding, including funding adequacy gaps from 2009 to 2017)].</w:t>
       </w:r>
     </w:p>
     <w:p>
@@ -13819,13 +13681,7 @@
         <w:t xml:space="preserve"> </w:t>
       </w:r>
       <w:r>
-        <w:t xml:space="preserve">at 632</w:t>
-      </w:r>
-      <w:r>
-        <w:noBreakHyphen/>
-      </w:r>
-      <w:r>
-        <w:t xml:space="preserve">38. Review of that case law reveals an important pattern: whether a state’s constitution guarantees a “thorough and efficient,” “adequate,” or “basic” education, its courts require more of state government than “at most” an “effort” to satisfy the constitutional right to education.</w:t>
+        <w:t xml:space="preserve">at 632-⁠38. Review of that case law reveals an important pattern: whether a state’s constitution guarantees a “thorough and efficient,” “adequate,” or “basic” education, its courts require more of state government than “at most” an “effort” to satisfy the constitutional right to education.</w:t>
       </w:r>
     </w:p>
     <w:p>
@@ -14285,13 +14141,7 @@
         <w:t xml:space="preserve"> </w:t>
       </w:r>
       <w:r>
-        <w:t xml:space="preserve">239</w:t>
-      </w:r>
-      <w:r>
-        <w:noBreakHyphen/>
-      </w:r>
-      <w:r>
-        <w:t xml:space="preserve">40 (2019) (reversing summary judgment and ordering remand);</w:t>
+        <w:t xml:space="preserve">239-⁠40 (2019) (reversing summary judgment and ordering remand);</w:t>
       </w:r>
       <w:r>
         <w:t xml:space="preserve"> </w:t>
@@ -14762,13 +14612,7 @@
         <w:t xml:space="preserve"> </w:t>
       </w:r>
       <w:r>
-        <w:t xml:space="preserve">165</w:t>
-      </w:r>
-      <w:r>
-        <w:noBreakHyphen/>
-      </w:r>
-      <w:r>
-        <w:t xml:space="preserve">66 (Del. Ch. 2018) (“the proper course in this case will be for the court to look first to the standards that the General Assembly and the Delaware Department of Education have chosen”);</w:t>
+        <w:t xml:space="preserve">165-⁠66 (Del. Ch. 2018) (“the proper course in this case will be for the court to look first to the standards that the General Assembly and the Delaware Department of Education have chosen”);</w:t>
       </w:r>
       <w:r>
         <w:t xml:space="preserve"> </w:t>
@@ -14787,13 +14631,7 @@
         <w:t xml:space="preserve"> </w:t>
       </w:r>
       <w:r>
-        <w:t xml:space="preserve">432</w:t>
-      </w:r>
-      <w:r>
-        <w:noBreakHyphen/>
-      </w:r>
-      <w:r>
-        <w:t xml:space="preserve">33 (N.J. 1997) (recent legislation “provide[s] a new, facially valid definition of the substantive educational opportunity required by the Constitution”).</w:t>
+        <w:t xml:space="preserve">432-⁠33 (N.J. 1997) (recent legislation “provide[s] a new, facially valid definition of the substantive educational opportunity required by the Constitution”).</w:t>
       </w:r>
     </w:p>
     <w:p>
@@ -15181,13 +15019,7 @@
         <w:pStyle w:val="BodyText"/>
       </w:pPr>
       <w:r>
-        <w:t xml:space="preserve">The record contains undisputed determinations by the State dating back to 1992 that a significant percentage of BCPSS facilities are in poor, or very poor, condition. See [12/6/94 Compl. at ¶ 105 (citing 1992 Master Facilities Plan)]. The poor conditions of these facilities due to disinvestment have been a consistent feature of BCPSS, from the inception of this litigation to the present. In its 2000 Opinion, the court adopted the findings and recommendations of the Metis report, which concluded facilities were in poor condition and required substantial improvements and specific funding to reach adequacy. [6/30/00 Op. at 14</w:t>
-      </w:r>
-      <w:r>
-        <w:noBreakHyphen/>
-      </w:r>
-      <w:r>
-        <w:t xml:space="preserve">16]. Independent and state assessments since that time agree. [P MSJ EX50 at 26 (2012 BCPSS-authorized report rating around 91% of the BCPSS buildings as “poor” or “very poor”); id. EX49(A) at 25, 37 (2020 assessment based on State data finding more than 60% of schools in the portfolio are rated “poor” or “very poor.”)].</w:t>
+        <w:t xml:space="preserve">The record contains undisputed determinations by the State dating back to 1992 that a significant percentage of BCPSS facilities are in poor, or very poor, condition. See [12/6/94 Compl. at ¶ 105 (citing 1992 Master Facilities Plan)]. The poor conditions of these facilities due to disinvestment have been a consistent feature of BCPSS, from the inception of this litigation to the present. In its 2000 Opinion, the court adopted the findings and recommendations of the Metis report, which concluded facilities were in poor condition and required substantial improvements and specific funding to reach adequacy. [6/30/00 Op. at 14-⁠16]. Independent and state assessments since that time agree. [P MSJ EX50 at 26 (2012 BCPSS-authorized report rating around 91% of the BCPSS buildings as “poor” or “very poor”); id. EX49(A) at 25, 37 (2020 assessment based on State data finding more than 60% of schools in the portfolio are rated “poor” or “very poor.”)].</w:t>
       </w:r>
     </w:p>
     <w:p>
@@ -15195,13 +15027,7 @@
         <w:pStyle w:val="BodyText"/>
       </w:pPr>
       <w:r>
-        <w:t xml:space="preserve">BCPSS school facilities are, by most measures, the worst in Maryland. BCPSS facilities “cumulatively are more than 1000 years older than average,” making them the oldest buildings in the entire state. [Id. EX88 at 4 (based on data from the State of Maryland Interagency Commission on School Construction)]. Between 2014 and 2019, essential building system failures in these facilities caused emergency closures that resulted in 1.5 million hours, or 221,000 full days of school, of lost instructional time. [Id. EX56(A) at 11 (Appellants’ expert’s findings based upon data from Baltimore City Public Schools and the Statewide Facilities Assessment)]. Photographic evidence illustrates the deficiencies in BCPSS’s schools: there are facilities covered in mouse droppings; asbestos floor tiles; severely corroded, rusted, and molded pipes; exposed wires in classrooms; water intrusion damage; and walls covered with lead paint. [Id. EX49(A) at 186</w:t>
-      </w:r>
-      <w:r>
-        <w:noBreakHyphen/>
-      </w:r>
-      <w:r>
-        <w:t xml:space="preserve">301].</w:t>
+        <w:t xml:space="preserve">BCPSS school facilities are, by most measures, the worst in Maryland. BCPSS facilities “cumulatively are more than 1000 years older than average,” making them the oldest buildings in the entire state. [Id. EX88 at 4 (based on data from the State of Maryland Interagency Commission on School Construction)]. Between 2014 and 2019, essential building system failures in these facilities caused emergency closures that resulted in 1.5 million hours, or 221,000 full days of school, of lost instructional time. [Id. EX56(A) at 11 (Appellants’ expert’s findings based upon data from Baltimore City Public Schools and the Statewide Facilities Assessment)]. Photographic evidence illustrates the deficiencies in BCPSS’s schools: there are facilities covered in mouse droppings; asbestos floor tiles; severely corroded, rusted, and molded pipes; exposed wires in classrooms; water intrusion damage; and walls covered with lead paint. [Id. EX49(A) at 186-⁠301].</w:t>
       </w:r>
     </w:p>
     <w:p>
@@ -15209,19 +15035,7 @@
         <w:pStyle w:val="BodyText"/>
       </w:pPr>
       <w:r>
-        <w:t xml:space="preserve">Appellants further presented evidence that BCPSS’s substandard facilities hinder students’ ability to learn and increase the risk of educational failure. Appellants testified at deposition about the deteriorated condition of their children’s schools, and how those conditions limit their children’s educational opportunities. See, e.g., [Id. EX81 at 81 (school early dismissal because of nonfunctioning heat or air conditioning); id. EX79 at 93 (school has pests); id. EX 80 at 49 (bathrooms smell foul even after cleanings)]. Expert reports reiterated the educational harms of substandard facilities. See [id. EX66(A) at 11</w:t>
-      </w:r>
-      <w:r>
-        <w:noBreakHyphen/>
-      </w:r>
-      <w:r>
-        <w:t xml:space="preserve">12 (chronic exposure to noise impairs students’ cardiovascular health and is associated with lower reading and math scores and decreased motivation); id. at 21</w:t>
-      </w:r>
-      <w:r>
-        <w:noBreakHyphen/>
-      </w:r>
-      <w:r>
-        <w:t xml:space="preserve">25 (defects in roofing, windows, HVAC and piping “contribut[e] to the low academic achievement, low graduation rates, high absenteeism, and high drop-out rates among BCPSS students”); Id. EX47 at 4 (finding “there is a strong correlation between certain facility factors and student achievement”)].</w:t>
+        <w:t xml:space="preserve">Appellants further presented evidence that BCPSS’s substandard facilities hinder students’ ability to learn and increase the risk of educational failure. Appellants testified at deposition about the deteriorated condition of their children’s schools, and how those conditions limit their children’s educational opportunities. See, e.g., [Id. EX81 at 81 (school early dismissal because of nonfunctioning heat or air conditioning); id. EX79 at 93 (school has pests); id. EX 80 at 49 (bathrooms smell foul even after cleanings)]. Expert reports reiterated the educational harms of substandard facilities. See [id. EX66(A) at 11-⁠12 (chronic exposure to noise impairs students’ cardiovascular health and is associated with lower reading and math scores and decreased motivation); id. at 21-⁠25 (defects in roofing, windows, HVAC and piping “contribut[e] to the low academic achievement, low graduation rates, high absenteeism, and high drop-out rates among BCPSS students”); Id. EX47 at 4 (finding “there is a strong correlation between certain facility factors and student achievement”)].</w:t>
       </w:r>
     </w:p>
     <w:p>
@@ -15605,13 +15419,7 @@
         <w:pStyle w:val="BodyTextNote"/>
       </w:pPr>
       <w:r>
-        <w:t xml:space="preserve">In its 2019 assessment of school performance, for example, the State reported that 17.9% of BCPSS elementary students were proficient in Math, and 18.6% were proficient in English Language Arts (“ELA”); 13.5% of middle school students were proficient in Math, and 22.7% were proficient in ELA; and 21.8% of high school students were proficient in Algebra I, and 32.9% were proficient in ELA 10. Proficiency rates are even lower for students with disabilities. BCPSS data for the 2018</w:t>
-      </w:r>
-      <w:r>
-        <w:noBreakHyphen/>
-      </w:r>
-      <w:r>
-        <w:t xml:space="preserve">19 school year show that only 5% of students with disabilities in grades 3 to 8 met or exceeded expectations in Math and ELA; and only 5% of high school students with disabilities met or exceeded expectations in Algebra I and English 10.</w:t>
+        <w:t xml:space="preserve">In its 2019 assessment of school performance, for example, the State reported that 17.9% of BCPSS elementary students were proficient in Math, and 18.6% were proficient in English Language Arts (“ELA”); 13.5% of middle school students were proficient in Math, and 22.7% were proficient in ELA; and 21.8% of high school students were proficient in Algebra I, and 32.9% were proficient in ELA 10. Proficiency rates are even lower for students with disabilities. BCPSS data for the 2018-⁠19 school year show that only 5% of students with disabilities in grades 3 to 8 met or exceeded expectations in Math and ELA; and only 5% of high school students with disabilities met or exceeded expectations in Algebra I and English 10.</w:t>
       </w:r>
       <w:r>
         <w:rPr>
@@ -15623,13 +15431,7 @@
         <w:t xml:space="preserve"> </w:t>
       </w:r>
       <w:r>
-        <w:t xml:space="preserve">These performance levels are well below state targets and averages. [P MSJ at 16</w:t>
-      </w:r>
-      <w:r>
-        <w:noBreakHyphen/>
-      </w:r>
-      <w:r>
-        <w:t xml:space="preserve">17].</w:t>
+        <w:t xml:space="preserve">These performance levels are well below state targets and averages. [P MSJ at 16-⁠17].</w:t>
       </w:r>
     </w:p>
     <w:p>
@@ -15645,43 +15447,7 @@
         <w:pStyle w:val="BodyText"/>
       </w:pPr>
       <w:r>
-        <w:t xml:space="preserve">The evidence also demonstrated that the unique student population of Baltimore City requires additional resources to ensure an adequate education. The Circuit Court ignored evidence that a high proportion of BCPSS students live in poverty, have disabilities or special needs, are English-language learners, and have had adverse childhood experiences. See, e.g., [P MSJ 16 at 40</w:t>
-      </w:r>
-      <w:r>
-        <w:noBreakHyphen/>
-      </w:r>
-      <w:r>
-        <w:t xml:space="preserve">42; id. EX18; id. EX21 at 6, 11]. Both the State and its proffered experts acknowledge that students living with these disadvantages require additional resources. See [id. EX23 at 80:19</w:t>
-      </w:r>
-      <w:r>
-        <w:noBreakHyphen/>
-      </w:r>
-      <w:r>
-        <w:t xml:space="preserve">22, 39:19</w:t>
-      </w:r>
-      <w:r>
-        <w:noBreakHyphen/>
-      </w:r>
-      <w:r>
-        <w:t xml:space="preserve">21; id. EX24 at 96:9</w:t>
-      </w:r>
-      <w:r>
-        <w:noBreakHyphen/>
-      </w:r>
-      <w:r>
-        <w:t xml:space="preserve">19]. Moreover, State analysis and expert testimony, found admissible by the court, directly link improvement in outcomes to increased funding. See, e.g., [id. EX84 at 6, 20</w:t>
-      </w:r>
-      <w:r>
-        <w:noBreakHyphen/>
-      </w:r>
-      <w:r>
-        <w:t xml:space="preserve">21 (State analysis showing that BCPSS’ scores rose 28% when funding increased by 22%); Id. Ex96 at 1</w:t>
-      </w:r>
-      <w:r>
-        <w:noBreakHyphen/>
-      </w:r>
-      <w:r>
-        <w:t xml:space="preserve">4 (Expert report showing that increases in funding lead to better test scores and higher graduation rates)].</w:t>
+        <w:t xml:space="preserve">The evidence also demonstrated that the unique student population of Baltimore City requires additional resources to ensure an adequate education. The Circuit Court ignored evidence that a high proportion of BCPSS students live in poverty, have disabilities or special needs, are English-language learners, and have had adverse childhood experiences. See, e.g., [P MSJ 16 at 40-⁠42; id. EX18; id. EX21 at 6, 11]. Both the State and its proffered experts acknowledge that students living with these disadvantages require additional resources. See [id. EX23 at 80:19-⁠22, 39:19-⁠21; id. EX24 at 96:9-⁠19]. Moreover, State analysis and expert testimony, found admissible by the court, directly link improvement in outcomes to increased funding. See, e.g., [id. EX84 at 6, 20-⁠21 (State analysis showing that BCPSS’ scores rose 28% when funding increased by 22%); Id. Ex96 at 1-⁠4 (Expert report showing that increases in funding lead to better test scores and higher graduation rates)].</w:t>
       </w:r>
     </w:p>
     <w:p>
@@ -16039,13 +15805,7 @@
         <w:pStyle w:val="BodyText"/>
       </w:pPr>
       <w:r>
-        <w:t xml:space="preserve">The Circuit Court stated that “[n]o dispute of material fact exists here regarding the adequacy of funding provided by MSBE,” because the Maryland General Assembly had passed “several bills that attempt to improve the state’s education system” including the Blueprint for Maryland’s Future Act (“Blueprint Act”), Built to Learn Act, and the 21st Century School Buildings Program, and the federal government has provided grants for COVID</w:t>
-      </w:r>
-      <w:r>
-        <w:noBreakHyphen/>
-      </w:r>
-      <w:r>
-        <w:t xml:space="preserve">19 relief. [3/3/23 Op. at 22]. The court held that this legislation and federal grants constitute sufficient “effort” to provide a basic education to BCPSS schoolchildren. [Id. at 18]. However, the court disregarded a record creating a genuine dispute whether legislation or federal grants sufficiently remedy the Article VIII</w:t>
+        <w:t xml:space="preserve">The Circuit Court stated that “[n]o dispute of material fact exists here regarding the adequacy of funding provided by MSBE,” because the Maryland General Assembly had passed “several bills that attempt to improve the state’s education system” including the Blueprint for Maryland’s Future Act (“Blueprint Act”), Built to Learn Act, and the 21st Century School Buildings Program, and the federal government has provided grants for COVID-⁠19 relief. [3/3/23 Op. at 22]. The court held that this legislation and federal grants constitute sufficient “effort” to provide a basic education to BCPSS schoolchildren. [Id. at 18]. However, the court disregarded a record creating a genuine dispute whether legislation or federal grants sufficiently remedy the Article VIII</w:t>
       </w:r>
       <w:r>
         <w:t xml:space="preserve"> </w:t>
@@ -16059,19 +15819,7 @@
         <w:pStyle w:val="BodyText"/>
       </w:pPr>
       <w:r>
-        <w:t xml:space="preserve">Appellants presented evidence that the State fails to fund BCPSS facilities sufficiently to meet minimally acceptable standards. [P MSJ at 29</w:t>
-      </w:r>
-      <w:r>
-        <w:noBreakHyphen/>
-      </w:r>
-      <w:r>
-        <w:t xml:space="preserve">31 (BCPSS’s facilities funding is below nationwide and state standards); id. EX61 at 23</w:t>
-      </w:r>
-      <w:r>
-        <w:noBreakHyphen/>
-      </w:r>
-      <w:r>
-        <w:t xml:space="preserve">24 (nationwide facility funding standards); id. EX63 at 7 (state facility funding recommendations)]. The current legislation and federal grants will not fully address the problem: just 31 of BCPSS’s facilities have been or will be renovated under the Built to Learn Act and 21st Century School Buildings Program, leaving 89 facilities untouched by facilities-related legislation. [8/12/22 Perkins-Cohen Aff. ¶ 26]. Even if these two bills were fully implemented, Appellants’ evidence shows that more than $3.86 billion (in 2022 dollars) is still needed to bring the BCPSS facilities to minimally acceptable standards. [Id. ¶ 14]. Without relief, tens of thousands of BCPSS students will continue to learn in these crumbling buildings.</w:t>
+        <w:t xml:space="preserve">Appellants presented evidence that the State fails to fund BCPSS facilities sufficiently to meet minimally acceptable standards. [P MSJ at 29-⁠31 (BCPSS’s facilities funding is below nationwide and state standards); id. EX61 at 23-⁠24 (nationwide facility funding standards); id. EX63 at 7 (state facility funding recommendations)]. The current legislation and federal grants will not fully address the problem: just 31 of BCPSS’s facilities have been or will be renovated under the Built to Learn Act and 21st Century School Buildings Program, leaving 89 facilities untouched by facilities-related legislation. [8/12/22 Perkins-Cohen Aff. ¶ 26]. Even if these two bills were fully implemented, Appellants’ evidence shows that more than $3.86 billion (in 2022 dollars) is still needed to bring the BCPSS facilities to minimally acceptable standards. [Id. ¶ 14]. Without relief, tens of thousands of BCPSS students will continue to learn in these crumbling buildings.</w:t>
       </w:r>
     </w:p>
     <w:p>
@@ -16099,13 +15847,7 @@
         <w:t xml:space="preserve"> </w:t>
       </w:r>
       <w:r>
-        <w:t xml:space="preserve">Md. Laws, 2021 Session, Chapter 55, § 19. In addition, the Blueprint Act does not fully account for the additional resources required to fully meet the needs of specific student populations in BCPSS, including students with disabilities, those living in poverty, and those in pre-kindergarten programs. [See 10/3/22 Perkins-Cohen Aff. ¶ 19]. The record is also clear that other funding sources are limited in scope and duration, including the federal recovery funding that was provided as temporary aid for school systems to respond to and recover from the COVID</w:t>
-      </w:r>
-      <w:r>
-        <w:noBreakHyphen/>
-      </w:r>
-      <w:r>
-        <w:t xml:space="preserve">19 pandemic. [Id. ¶ 58]. These persistent funding gaps and the deficiencies in Blueprint Act funding at a minimum create a genuine issue of fact as to whether the State continues to violate Article VIII.</w:t>
+        <w:t xml:space="preserve">Md. Laws, 2021 Session, Chapter 55, § 19. In addition, the Blueprint Act does not fully account for the additional resources required to fully meet the needs of specific student populations in BCPSS, including students with disabilities, those living in poverty, and those in pre-kindergarten programs. [See 10/3/22 Perkins-Cohen Aff. ¶ 19]. The record is also clear that other funding sources are limited in scope and duration, including the federal recovery funding that was provided as temporary aid for school systems to respond to and recover from the COVID-⁠19 pandemic. [Id. ¶ 58]. These persistent funding gaps and the deficiencies in Blueprint Act funding at a minimum create a genuine issue of fact as to whether the State continues to violate Article VIII.</w:t>
       </w:r>
     </w:p>
     <w:p>
@@ -16562,13 +16304,7 @@
         <w:t xml:space="preserve"> </w:t>
       </w:r>
       <w:r>
-        <w:t xml:space="preserve">744</w:t>
-      </w:r>
-      <w:r>
-        <w:noBreakHyphen/>
-      </w:r>
-      <w:r>
-        <w:t xml:space="preserve">45, 759 (2000).</w:t>
+        <w:t xml:space="preserve">744-⁠45, 759 (2000).</w:t>
       </w:r>
     </w:p>
     <w:p>
@@ -16595,13 +16331,7 @@
         <w:t xml:space="preserve">Hornbeck</w:t>
       </w:r>
       <w:r>
-        <w:t xml:space="preserve">.” [See 12/14/04 Br. at 29</w:t>
-      </w:r>
-      <w:r>
-        <w:noBreakHyphen/>
-      </w:r>
-      <w:r>
-        <w:t xml:space="preserve">30].</w:t>
+        <w:t xml:space="preserve">.” [See 12/14/04 Br. at 29-⁠30].</w:t>
       </w:r>
     </w:p>
     <w:p>
@@ -16882,13 +16612,7 @@
         <w:t xml:space="preserve"> </w:t>
       </w:r>
       <w:r>
-        <w:t xml:space="preserve">516</w:t>
-      </w:r>
-      <w:r>
-        <w:noBreakHyphen/>
-      </w:r>
-      <w:r>
-        <w:t xml:space="preserve">17 (1969))]. Factors considered in the second prong include whether there is, inter alia, “a lack of judicially discoverable and manageable standards for resolving it;” “a textually demonstrable constitutional commitment of the issue to a coordinate political department;” and “the impossibility of a court’s undertaking independent resolution without expressing lack of the respect due coordinate branches of government.”</w:t>
+        <w:t xml:space="preserve">516-⁠17 (1969))]. Factors considered in the second prong include whether there is, inter alia, “a lack of judicially discoverable and manageable standards for resolving it;” “a textually demonstrable constitutional commitment of the issue to a coordinate political department;” and “the impossibility of a court’s undertaking independent resolution without expressing lack of the respect due coordinate branches of government.”</w:t>
       </w:r>
       <w:r>
         <w:t xml:space="preserve"> </w:t>
@@ -17594,13 +17318,7 @@
         <w:t xml:space="preserve"> </w:t>
       </w:r>
       <w:r>
-        <w:t xml:space="preserve">(2013), the Supreme Court held that the political question doctrine must be “narrowly applied…[as] courts will not abstain from reviewing actions that are not within the express purview of the ‘textually demonstrable constitutional commitment.’” Id. at 400</w:t>
-      </w:r>
-      <w:r>
-        <w:noBreakHyphen/>
-      </w:r>
-      <w:r>
-        <w:t xml:space="preserve">01. In</w:t>
+        <w:t xml:space="preserve">(2013), the Supreme Court held that the political question doctrine must be “narrowly applied…[as] courts will not abstain from reviewing actions that are not within the express purview of the ‘textually demonstrable constitutional commitment.’” Id. at 400-⁠01. In</w:t>
       </w:r>
       <w:r>
         <w:t xml:space="preserve"> </w:t>
@@ -17943,13 +17661,7 @@
         <w:t xml:space="preserve">Ehrlich</w:t>
       </w:r>
       <w:r>
-        <w:t xml:space="preserve">, like the instant case, invoked the court’s authority to remedy “defendants’ unconstitutional withholding of funds.” In such a case, the mechanism to make the withheld funds available is irrelevant. See [id. at 735</w:t>
-      </w:r>
-      <w:r>
-        <w:noBreakHyphen/>
-      </w:r>
-      <w:r>
-        <w:t xml:space="preserve">36]; see also</w:t>
+        <w:t xml:space="preserve">, like the instant case, invoked the court’s authority to remedy “defendants’ unconstitutional withholding of funds.” In such a case, the mechanism to make the withheld funds available is irrelevant. See [id. at 735-⁠36]; see also</w:t>
       </w:r>
       <w:r>
         <w:t xml:space="preserve"> </w:t>
@@ -18052,13 +17764,7 @@
         <w:t xml:space="preserve"> </w:t>
       </w:r>
       <w:r>
-        <w:t xml:space="preserve">390</w:t>
-      </w:r>
-      <w:r>
-        <w:noBreakHyphen/>
-      </w:r>
-      <w:r>
-        <w:t xml:space="preserve">91 (N.J. 1990) (addressing violation of New Jersey’s “thorough and efficient” constitutional guarantee, issuing a remedy which, in part, required the passage of new legislation to expend funds).</w:t>
+        <w:t xml:space="preserve">390-⁠91 (N.J. 1990) (addressing violation of New Jersey’s “thorough and efficient” constitutional guarantee, issuing a remedy which, in part, required the passage of new legislation to expend funds).</w:t>
       </w:r>
     </w:p>
     <w:p>
@@ -18498,9 +18204,7 @@
               <w:t xml:space="preserve"> </w:t>
             </w:r>
             <w:r>
-              <w:t xml:space="preserve">861</w:t>
-              <w:noBreakHyphen/>
-              <w:t xml:space="preserve">1522</w:t>
+              <w:t xml:space="preserve">861-⁠1522</w:t>
             </w:r>
           </w:p>
           <w:p>
@@ -18653,9 +18357,7 @@
           <w:b/>
           <w:bCs/>
         </w:rPr>
-        <w:t xml:space="preserve">8</w:t>
-        <w:noBreakHyphen/>
-        <w:t xml:space="preserve">112</w:t>
+        <w:t xml:space="preserve">8-⁠112</w:t>
       </w:r>
     </w:p>
     <w:p>
@@ -18669,13 +18371,7 @@
         <w:tab/>
       </w:r>
       <w:r>
-        <w:t xml:space="preserve">This brief contains 9,089 words, excluding the parts of the brief exempted from the word count by Rule 8</w:t>
-      </w:r>
-      <w:r>
-        <w:noBreakHyphen/>
-      </w:r>
-      <w:r>
-        <w:t xml:space="preserve">503.</w:t>
+        <w:t xml:space="preserve">This brief contains 9,089 words, excluding the parts of the brief exempted from the word count by Rule 8-⁠503.</w:t>
       </w:r>
     </w:p>
     <w:p>
@@ -18689,13 +18385,7 @@
         <w:tab/>
       </w:r>
       <w:r>
-        <w:t xml:space="preserve">This brief complies with the requirements stated in Rule 8</w:t>
-      </w:r>
-      <w:r>
-        <w:noBreakHyphen/>
-      </w:r>
-      <w:r>
-        <w:t xml:space="preserve">112.</w:t>
+        <w:t xml:space="preserve">This brief complies with the requirements stated in Rule 8-⁠112.</w:t>
       </w:r>
     </w:p>
     <w:p>
@@ -19925,9 +19615,7 @@
           <w:b/>
           <w:bCs/>
         </w:rPr>
-        <w:t xml:space="preserve">2</w:t>
-        <w:noBreakHyphen/>
-        <w:t xml:space="preserve">501:</w:t>
+        <w:t xml:space="preserve">2-⁠501:</w:t>
       </w:r>
       <w:r>
         <w:rPr>
@@ -20005,13 +19693,7 @@
         <w:pStyle w:val="XdTail"/>
       </w:pPr>
       <w:r>
-        <w:t xml:space="preserve">(a) Motion. Any party may file a written motion for summary judgment on all or part of an action on the ground that there is no genuine dispute as to any material fact and that the party is entitled to judgment as a matter of law. The motion shall be supported by affidavit if it is (1) filed before the day on which the adverse party’s initial pleading or motion is filed or (2) based on facts not contained in the record. A motion for summary judgment may not be filed: (A) after any evidence is received at trial on the merits, or (B) unless permission of the court is granted, after the deadline for dispositive motions specified in the scheduling order entered pursuant to Rule 2</w:t>
-      </w:r>
-      <w:r>
-        <w:noBreakHyphen/>
-      </w:r>
-      <w:r>
-        <w:t xml:space="preserve">504(b)⁠(1)⁠(E).</w:t>
+        <w:t xml:space="preserve">(a) Motion. Any party may file a written motion for summary judgment on all or part of an action on the ground that there is no genuine dispute as to any material fact and that the party is entitled to judgment as a matter of law. The motion shall be supported by affidavit if it is (1) filed before the day on which the adverse party’s initial pleading or motion is filed or (2) based on facts not contained in the record. A motion for summary judgment may not be filed: (A) after any evidence is received at trial on the merits, or (B) unless permission of the court is granted, after the deadline for dispositive motions specified in the scheduling order entered pursuant to Rule 2-⁠504(b)⁠(1)⁠(E).</w:t>
       </w:r>
     </w:p>
     <w:p>
@@ -20027,13 +19709,7 @@
         <w:pStyle w:val="XdTail"/>
       </w:pPr>
       <w:r>
-        <w:t xml:space="preserve">(f) Entry of Judgment. The court shall enter judgment in favor of or against the moving party if the motion and response show that there is no genuine dispute as to any material fact and that the party in whose favor judgment is entered is entitled to judgment as a matter of law. By order pursuant to Rule 2</w:t>
-      </w:r>
-      <w:r>
-        <w:noBreakHyphen/>
-      </w:r>
-      <w:r>
-        <w:t xml:space="preserve">602 (b), the court may direct entry of judgment (1) for or against one or more but less than all of the parties to the action, (2) upon one or more but less than all of the claims presented by a party to the action, or (3) for some but less than all of the amount requested when the claim for relief is for money only and the court reserves disposition of the balance of the amount requested. If the judgment is entered against a party in default for failure to appear in the action, the clerk promptly shall send a copy of the judgment to that party at the party’s last known address appearing in the court file.</w:t>
+        <w:t xml:space="preserve">(f) Entry of Judgment. The court shall enter judgment in favor of or against the moving party if the motion and response show that there is no genuine dispute as to any material fact and that the party in whose favor judgment is entered is entitled to judgment as a matter of law. By order pursuant to Rule 2-⁠602 (b), the court may direct entry of judgment (1) for or against one or more but less than all of the parties to the action, (2) upon one or more but less than all of the claims presented by a party to the action, or (3) for some but less than all of the amount requested when the claim for relief is for money only and the court reserves disposition of the balance of the amount requested. If the judgment is entered against a party in default for failure to appear in the action, the clerk promptly shall send a copy of the judgment to that party at the party’s last known address appearing in the court file.</w:t>
       </w:r>
     </w:p>
     <w:p>
@@ -20131,13 +19807,7 @@
         <w:t xml:space="preserve"> </w:t>
       </w:r>
       <w:r>
-        <w:t xml:space="preserve">Phone: (202) 861</w:t>
-      </w:r>
-      <w:r>
-        <w:noBreakHyphen/>
-      </w:r>
-      <w:r>
-        <w:t xml:space="preserve">1522</w:t>
+        <w:t xml:space="preserve">Phone: (202) 861-⁠1522</w:t>
       </w:r>
       <w:r>
         <w:t xml:space="preserve"> </w:t>
@@ -20261,19 +19931,7 @@
         <w:t xml:space="preserve"> </w:t>
       </w:r>
       <w:r>
-        <w:t xml:space="preserve">Appellants cited the performance statistics from the 2018</w:t>
-      </w:r>
-      <w:r>
-        <w:noBreakHyphen/>
-      </w:r>
-      <w:r>
-        <w:t xml:space="preserve">2019 State Report Card in their Motion for Summary Judgment because it was the most recent data available at the time. The 2021</w:t>
-      </w:r>
-      <w:r>
-        <w:noBreakHyphen/>
-      </w:r>
-      <w:r>
-        <w:t xml:space="preserve">2022 Report shows that BCPSS students continue to underperform as in prior years: 9.9% of elementary students proficient in Math, and 19% proficient in ELA; 6.7% of middle school students proficient in Math, and 23% proficient in ELA; and 13.3% of high school students proficient in Math, and 42% proficient in ELA. See https://​reportcard.​msde.​maryland.​gov/​Graphs/​#/​ReportCards/​ReportCardSchool/​1/​E/​1/​30/​XXXX/​2022.</w:t>
+        <w:t xml:space="preserve">Appellants cited the performance statistics from the 2018-⁠2019 State Report Card in their Motion for Summary Judgment because it was the most recent data available at the time. The 2021-⁠2022 Report shows that BCPSS students continue to underperform as in prior years: 9.9% of elementary students proficient in Math, and 19% proficient in ELA; 6.7% of middle school students proficient in Math, and 23% proficient in ELA; and 13.3% of high school students proficient in Math, and 42% proficient in ELA. See https://​reportcard.​msde.​maryland.​gov/​Graphs/​#/​ReportCards/​ReportCardSchool/​1/​E/​1/​30/​XXXX/​2022.</w:t>
       </w:r>
     </w:p>
   </w:footnote>
@@ -21051,7 +20709,7 @@
     <w:qFormat/>
     <w:pPr>
       <w:keepLines/>
-      <w:spacing w:before="0" w:after="140" w:line="299" w:lineRule="exact"/>
+      <w:spacing w:before="23" w:after="140" w:line="299" w:lineRule="exact"/>
     </w:pPr>
     <w:rPr>
       <w:sz w:val="26"/>
